--- a/Practicas Preprofesionales/Editables/02MerinoCompromisoIndividual.docx
+++ b/Practicas Preprofesionales/Editables/02MerinoCompromisoIndividual.docx
@@ -112,7 +112,27 @@
           <w:szCs w:val="20"/>
           <w:lang w:val="es-ES" w:eastAsia="es-ES"/>
         </w:rPr>
-        <w:t xml:space="preserve">En Sangolquí, a los </w:t>
+        <w:t xml:space="preserve">En </w:t>
+      </w:r>
+      <w:proofErr w:type="spellStart"/>
+      <w:r>
+        <w:rPr>
+          <w:rFonts w:ascii="Times New Roman" w:eastAsia="Times New Roman" w:hAnsi="Times New Roman" w:cs="Times New Roman"/>
+          <w:sz w:val="20"/>
+          <w:szCs w:val="20"/>
+          <w:lang w:val="es-ES" w:eastAsia="es-ES"/>
+        </w:rPr>
+        <w:t>Sangolquí</w:t>
+      </w:r>
+      <w:proofErr w:type="spellEnd"/>
+      <w:r>
+        <w:rPr>
+          <w:rFonts w:ascii="Times New Roman" w:eastAsia="Times New Roman" w:hAnsi="Times New Roman" w:cs="Times New Roman"/>
+          <w:sz w:val="20"/>
+          <w:szCs w:val="20"/>
+          <w:lang w:val="es-ES" w:eastAsia="es-ES"/>
+        </w:rPr>
+        <w:t xml:space="preserve">, a los </w:t>
       </w:r>
       <w:r>
         <w:rPr>
@@ -123,8 +143,6 @@
         </w:rPr>
         <w:t>veinte d</w:t>
       </w:r>
-      <w:bookmarkStart w:id="0" w:name="_GoBack"/>
-      <w:bookmarkEnd w:id="0"/>
       <w:r>
         <w:rPr>
           <w:rFonts w:ascii="Times New Roman" w:eastAsia="Times New Roman" w:hAnsi="Times New Roman" w:cs="Times New Roman"/>
@@ -177,25 +195,25 @@
           <w:szCs w:val="20"/>
           <w:lang w:val="es-ES" w:eastAsia="es-ES"/>
         </w:rPr>
-        <w:t xml:space="preserve">el Mgtr. Fernando Sandino Jaramillo Cartagena con CC: 1715957609 </w:t>
-      </w:r>
-      <w:r>
-        <w:rPr>
-          <w:rFonts w:ascii="Times New Roman" w:eastAsia="Times New Roman" w:hAnsi="Times New Roman" w:cs="Times New Roman"/>
-          <w:sz w:val="20"/>
-          <w:szCs w:val="20"/>
-          <w:lang w:val="es-ES" w:eastAsia="es-ES"/>
-        </w:rPr>
-        <w:t xml:space="preserve">en calidad de Gerente de TI de </w:t>
-      </w:r>
-      <w:r>
-        <w:rPr>
-          <w:rFonts w:ascii="Times New Roman" w:eastAsia="Times New Roman" w:hAnsi="Times New Roman" w:cs="Times New Roman"/>
-          <w:sz w:val="20"/>
-          <w:szCs w:val="20"/>
-          <w:lang w:val="es-ES" w:eastAsia="es-ES"/>
-        </w:rPr>
-        <w:t>U-LEARNINGCENTER ULC S.A.S</w:t>
+        <w:t>la Ing. Verónica Patricia Villacís Altamirano</w:t>
+      </w:r>
+      <w:r>
+        <w:rPr>
+          <w:rFonts w:ascii="Times New Roman" w:eastAsia="Times New Roman" w:hAnsi="Times New Roman" w:cs="Times New Roman"/>
+          <w:sz w:val="20"/>
+          <w:szCs w:val="20"/>
+          <w:lang w:val="es-ES" w:eastAsia="es-ES"/>
+        </w:rPr>
+        <w:t xml:space="preserve"> con CC: </w:t>
+      </w:r>
+      <w:r>
+        <w:rPr>
+          <w:rFonts w:ascii="Times New Roman" w:eastAsia="Times New Roman" w:hAnsi="Times New Roman" w:cs="Times New Roman"/>
+          <w:sz w:val="20"/>
+          <w:szCs w:val="20"/>
+          <w:lang w:val="es-ES" w:eastAsia="es-ES"/>
+        </w:rPr>
+        <w:t>1713985289</w:t>
       </w:r>
       <w:r>
         <w:rPr>
@@ -1642,7 +1660,6 @@
           <w:sz w:val="20"/>
           <w:szCs w:val="20"/>
         </w:rPr>
-        <w:lastRenderedPageBreak/>
         <w:t>SEXTA</w:t>
       </w:r>
       <w:r>
@@ -1979,7 +1996,16 @@
           <w:sz w:val="20"/>
           <w:szCs w:val="20"/>
         </w:rPr>
-        <w:t xml:space="preserve">las Fuerzas Armadas </w:t>
+        <w:t>Las</w:t>
+      </w:r>
+      <w:r>
+        <w:rPr>
+          <w:rFonts w:ascii="Times New Roman" w:hAnsi="Times New Roman" w:cs="Times New Roman"/>
+          <w:b/>
+          <w:sz w:val="20"/>
+          <w:szCs w:val="20"/>
+        </w:rPr>
+        <w:t xml:space="preserve"> Fuerzas Armadas </w:t>
       </w:r>
       <w:r>
         <w:rPr>
@@ -2024,6 +2050,8 @@
           <w:szCs w:val="20"/>
         </w:rPr>
       </w:pPr>
+      <w:bookmarkStart w:id="0" w:name="_GoBack"/>
+      <w:bookmarkEnd w:id="0"/>
     </w:p>
     <w:p>
       <w:pPr>
@@ -2224,7 +2252,16 @@
           <w:szCs w:val="20"/>
           <w:lang w:val="es-ES" w:eastAsia="es-ES"/>
         </w:rPr>
-        <w:t xml:space="preserve">                         Mgtr. Fernando Sandino Jaramillo Cartagena</w:t>
+        <w:t xml:space="preserve">                      </w:t>
+      </w:r>
+      <w:r>
+        <w:rPr>
+          <w:rFonts w:ascii="Times New Roman" w:eastAsia="Times New Roman" w:hAnsi="Times New Roman" w:cs="Times New Roman"/>
+          <w:sz w:val="20"/>
+          <w:szCs w:val="20"/>
+          <w:lang w:val="es-ES" w:eastAsia="es-ES"/>
+        </w:rPr>
+        <w:t>Ing. Verónica Patricia Villacís Altamirano</w:t>
       </w:r>
     </w:p>
     <w:p>
@@ -2266,16 +2303,118 @@
           <w:szCs w:val="20"/>
           <w:lang w:val="es-ES" w:eastAsia="es-ES"/>
         </w:rPr>
-        <w:t xml:space="preserve">                                                              CC: </w:t>
-      </w:r>
-      <w:r>
-        <w:rPr>
-          <w:rFonts w:ascii="Times New Roman" w:eastAsia="Times New Roman" w:hAnsi="Times New Roman" w:cs="Times New Roman"/>
-          <w:sz w:val="20"/>
-          <w:szCs w:val="20"/>
-          <w:lang w:val="es-ES" w:eastAsia="es-ES"/>
-        </w:rPr>
-        <w:t>1715957609</w:t>
+        <w:t xml:space="preserve">                              </w:t>
+      </w:r>
+      <w:r>
+        <w:rPr>
+          <w:rFonts w:ascii="Times New Roman" w:eastAsia="Times New Roman" w:hAnsi="Times New Roman" w:cs="Times New Roman"/>
+          <w:sz w:val="20"/>
+          <w:szCs w:val="20"/>
+          <w:lang w:val="es-ES" w:eastAsia="es-ES"/>
+        </w:rPr>
+        <w:t xml:space="preserve">                            </w:t>
+      </w:r>
+      <w:r>
+        <w:rPr>
+          <w:rFonts w:ascii="Times New Roman" w:eastAsia="Times New Roman" w:hAnsi="Times New Roman" w:cs="Times New Roman"/>
+          <w:sz w:val="20"/>
+          <w:szCs w:val="20"/>
+          <w:lang w:val="es-ES" w:eastAsia="es-ES"/>
+        </w:rPr>
+        <w:t xml:space="preserve">CC: </w:t>
+      </w:r>
+      <w:r>
+        <w:rPr>
+          <w:rFonts w:ascii="Times New Roman" w:eastAsia="Times New Roman" w:hAnsi="Times New Roman" w:cs="Times New Roman"/>
+          <w:sz w:val="20"/>
+          <w:szCs w:val="20"/>
+          <w:lang w:val="es-ES" w:eastAsia="es-ES"/>
+        </w:rPr>
+        <w:t xml:space="preserve">1713985289 </w:t>
+      </w:r>
+    </w:p>
+    <w:p>
+      <w:pPr>
+        <w:pStyle w:val="Textosinformato"/>
+        <w:jc w:val="both"/>
+        <w:rPr>
+          <w:rFonts w:ascii="Times New Roman" w:hAnsi="Times New Roman" w:cs="Times New Roman"/>
+          <w:b/>
+          <w:color w:val="FF0000"/>
+          <w:sz w:val="20"/>
+          <w:szCs w:val="20"/>
+        </w:rPr>
+      </w:pPr>
+      <w:r>
+        <w:rPr>
+          <w:rFonts w:ascii="Times New Roman" w:eastAsia="Times New Roman" w:hAnsi="Times New Roman" w:cs="Times New Roman"/>
+          <w:b/>
+          <w:sz w:val="20"/>
+          <w:szCs w:val="20"/>
+          <w:lang w:val="es-ES" w:eastAsia="es-ES"/>
+        </w:rPr>
+        <w:t xml:space="preserve">Estudiante de la </w:t>
+      </w:r>
+      <w:r>
+        <w:rPr>
+          <w:rFonts w:ascii="Times New Roman" w:eastAsia="Times New Roman" w:hAnsi="Times New Roman" w:cs="Times New Roman"/>
+          <w:b/>
+          <w:sz w:val="20"/>
+          <w:szCs w:val="20"/>
+          <w:lang w:val="es-ES" w:eastAsia="es-ES"/>
+        </w:rPr>
+        <w:t xml:space="preserve">Universidad de las Fuerzas </w:t>
+      </w:r>
+      <w:r>
+        <w:rPr>
+          <w:rFonts w:ascii="Times New Roman" w:eastAsia="Times New Roman" w:hAnsi="Times New Roman" w:cs="Times New Roman"/>
+          <w:b/>
+          <w:sz w:val="20"/>
+          <w:szCs w:val="20"/>
+          <w:lang w:val="es-ES" w:eastAsia="es-ES"/>
+        </w:rPr>
+        <w:tab/>
+        <w:t>Representante Legal</w:t>
+      </w:r>
+      <w:r>
+        <w:rPr>
+          <w:rFonts w:ascii="Times New Roman" w:eastAsia="Times New Roman" w:hAnsi="Times New Roman" w:cs="Times New Roman"/>
+          <w:b/>
+          <w:sz w:val="20"/>
+          <w:szCs w:val="20"/>
+          <w:lang w:val="es-ES" w:eastAsia="es-ES"/>
+        </w:rPr>
+        <w:t xml:space="preserve"> de </w:t>
+      </w:r>
+      <w:r>
+        <w:rPr>
+          <w:rFonts w:ascii="Times New Roman" w:eastAsia="Times New Roman" w:hAnsi="Times New Roman" w:cs="Times New Roman"/>
+          <w:b/>
+          <w:bCs/>
+          <w:sz w:val="20"/>
+          <w:szCs w:val="20"/>
+          <w:lang w:val="es-ES" w:eastAsia="es-ES"/>
+        </w:rPr>
+        <w:t>U-LEARNINGCENTER</w:t>
+      </w:r>
+      <w:r>
+        <w:rPr>
+          <w:bCs/>
+          <w:sz w:val="20"/>
+          <w:szCs w:val="20"/>
+        </w:rPr>
+        <w:t xml:space="preserve"> </w:t>
+      </w:r>
+      <w:r>
+        <w:rPr>
+          <w:rFonts w:ascii="Times New Roman" w:eastAsia="Times New Roman" w:hAnsi="Times New Roman" w:cs="Times New Roman"/>
+          <w:b/>
+          <w:bCs/>
+          <w:sz w:val="20"/>
+          <w:szCs w:val="20"/>
+          <w:lang w:val="es-ES" w:eastAsia="es-ES"/>
+        </w:rPr>
+        <w:t>ULC Armadas ESPE                                                          S.A.S</w:t>
       </w:r>
     </w:p>
     <w:p>
@@ -2284,46 +2423,15 @@
           <w:tab w:val="left" w:pos="709"/>
         </w:tabs>
         <w:spacing w:after="0" w:line="240" w:lineRule="auto"/>
-        <w:ind w:right="-144"/>
-        <w:rPr>
-          <w:rFonts w:ascii="Times New Roman" w:eastAsia="Times New Roman" w:hAnsi="Times New Roman" w:cs="Times New Roman"/>
-          <w:b/>
-          <w:sz w:val="20"/>
-          <w:szCs w:val="20"/>
-          <w:lang w:val="es-ES" w:eastAsia="es-ES"/>
-        </w:rPr>
-      </w:pPr>
-      <w:r>
-        <w:rPr>
-          <w:rFonts w:ascii="Times New Roman" w:eastAsia="Times New Roman" w:hAnsi="Times New Roman" w:cs="Times New Roman"/>
-          <w:b/>
-          <w:sz w:val="20"/>
-          <w:szCs w:val="20"/>
-          <w:lang w:val="es-ES" w:eastAsia="es-ES"/>
-        </w:rPr>
-        <w:t>Estudiante de la Universidad de las Fuerzas</w:t>
-      </w:r>
-      <w:r>
-        <w:rPr>
-          <w:rFonts w:ascii="Times New Roman" w:eastAsia="Times New Roman" w:hAnsi="Times New Roman" w:cs="Times New Roman"/>
-          <w:b/>
-          <w:sz w:val="20"/>
-          <w:szCs w:val="20"/>
-          <w:lang w:val="es-ES" w:eastAsia="es-ES"/>
-        </w:rPr>
-        <w:tab/>
-        <w:t xml:space="preserve">    </w:t>
-      </w:r>
-      <w:r>
-        <w:rPr>
-          <w:rFonts w:ascii="Times New Roman" w:eastAsia="Times New Roman" w:hAnsi="Times New Roman" w:cs="Times New Roman"/>
-          <w:b/>
-          <w:sz w:val="20"/>
-          <w:szCs w:val="20"/>
-          <w:lang w:val="es-ES" w:eastAsia="es-ES"/>
-        </w:rPr>
-        <w:t xml:space="preserve">Gerente de TI de </w:t>
-      </w:r>
+        <w:ind w:left="4248" w:right="-144" w:hanging="4248"/>
+        <w:rPr>
+          <w:rFonts w:ascii="Times New Roman" w:eastAsia="Times New Roman" w:hAnsi="Times New Roman" w:cs="Times New Roman"/>
+          <w:b/>
+          <w:sz w:val="20"/>
+          <w:szCs w:val="20"/>
+          <w:lang w:val="es-ES" w:eastAsia="es-ES"/>
+        </w:rPr>
+      </w:pPr>
       <w:r>
         <w:rPr>
           <w:rFonts w:ascii="Times New Roman" w:eastAsia="Times New Roman" w:hAnsi="Times New Roman" w:cs="Times New Roman"/>
@@ -2333,84 +2441,7 @@
           <w:szCs w:val="20"/>
           <w:lang w:val="es-ES" w:eastAsia="es-ES"/>
         </w:rPr>
-        <w:t>U-LEARNINGCENTER ULC</w:t>
-      </w:r>
-      <w:r>
-        <w:rPr>
-          <w:rFonts w:ascii="Times New Roman" w:eastAsia="Times New Roman" w:hAnsi="Times New Roman" w:cs="Times New Roman"/>
-          <w:b/>
-          <w:bCs/>
-          <w:sz w:val="20"/>
-          <w:szCs w:val="20"/>
-          <w:lang w:val="es-ES" w:eastAsia="es-ES"/>
-        </w:rPr>
-        <w:t xml:space="preserve"> </w:t>
-      </w:r>
-      <w:r>
-        <w:rPr>
-          <w:rFonts w:ascii="Times New Roman" w:eastAsia="Times New Roman" w:hAnsi="Times New Roman" w:cs="Times New Roman"/>
-          <w:b/>
-          <w:bCs/>
-          <w:sz w:val="20"/>
-          <w:szCs w:val="20"/>
-          <w:lang w:val="es-ES" w:eastAsia="es-ES"/>
-        </w:rPr>
-        <w:t>S.A.S</w:t>
-      </w:r>
-    </w:p>
-    <w:p>
-      <w:pPr>
-        <w:tabs>
-          <w:tab w:val="left" w:pos="709"/>
-        </w:tabs>
-        <w:spacing w:after="0" w:line="240" w:lineRule="auto"/>
-        <w:ind w:right="-144"/>
-        <w:rPr>
-          <w:rFonts w:ascii="Times New Roman" w:eastAsia="Times New Roman" w:hAnsi="Times New Roman" w:cs="Times New Roman"/>
-          <w:sz w:val="20"/>
-          <w:szCs w:val="20"/>
-          <w:lang w:val="es-ES" w:eastAsia="es-ES"/>
-        </w:rPr>
-      </w:pPr>
-      <w:r>
-        <w:rPr>
-          <w:rFonts w:ascii="Times New Roman" w:eastAsia="Times New Roman" w:hAnsi="Times New Roman" w:cs="Times New Roman"/>
-          <w:b/>
-          <w:sz w:val="20"/>
-          <w:szCs w:val="20"/>
-          <w:lang w:val="es-ES" w:eastAsia="es-ES"/>
-        </w:rPr>
-        <w:t>Armadas ESPE</w:t>
-      </w:r>
-      <w:r>
-        <w:rPr>
-          <w:rFonts w:ascii="Times New Roman" w:eastAsia="Times New Roman" w:hAnsi="Times New Roman" w:cs="Times New Roman"/>
-          <w:b/>
-          <w:sz w:val="20"/>
-          <w:szCs w:val="20"/>
-          <w:lang w:val="es-ES" w:eastAsia="es-ES"/>
-        </w:rPr>
-        <w:t xml:space="preserve">   </w:t>
-      </w:r>
-      <w:r>
-        <w:rPr>
-          <w:rFonts w:ascii="Times New Roman" w:eastAsia="Times New Roman" w:hAnsi="Times New Roman" w:cs="Times New Roman"/>
-          <w:b/>
-          <w:sz w:val="20"/>
-          <w:szCs w:val="20"/>
-          <w:lang w:val="es-ES" w:eastAsia="es-ES"/>
-        </w:rPr>
-        <w:t xml:space="preserve">              </w:t>
-      </w:r>
-      <w:r>
-        <w:rPr>
-          <w:rFonts w:ascii="Times New Roman" w:eastAsia="Times New Roman" w:hAnsi="Times New Roman" w:cs="Times New Roman"/>
-          <w:b/>
-          <w:sz w:val="20"/>
-          <w:szCs w:val="20"/>
-          <w:lang w:val="es-ES" w:eastAsia="es-ES"/>
-        </w:rPr>
-        <w:t xml:space="preserve">           </w:t>
+        <w:t xml:space="preserve">         </w:t>
       </w:r>
     </w:p>
     <w:p>
@@ -2420,6 +2451,7 @@
           <w:rFonts w:ascii="Times New Roman" w:hAnsi="Times New Roman" w:cs="Times New Roman"/>
           <w:sz w:val="24"/>
           <w:szCs w:val="24"/>
+          <w:lang w:val="es-ES"/>
         </w:rPr>
       </w:pPr>
     </w:p>
@@ -2501,7 +2533,7 @@
           <w:rPr>
             <w:noProof/>
           </w:rPr>
-          <w:t>1</w:t>
+          <w:t>2</w:t>
         </w:r>
         <w:r>
           <w:rPr>

--- a/Practicas Preprofesionales/Editables/02MerinoCompromisoIndividual.docx
+++ b/Practicas Preprofesionales/Editables/02MerinoCompromisoIndividual.docx
@@ -112,27 +112,7 @@
           <w:szCs w:val="20"/>
           <w:lang w:val="es-ES" w:eastAsia="es-ES"/>
         </w:rPr>
-        <w:t xml:space="preserve">En </w:t>
-      </w:r>
-      <w:proofErr w:type="spellStart"/>
-      <w:r>
-        <w:rPr>
-          <w:rFonts w:ascii="Times New Roman" w:eastAsia="Times New Roman" w:hAnsi="Times New Roman" w:cs="Times New Roman"/>
-          <w:sz w:val="20"/>
-          <w:szCs w:val="20"/>
-          <w:lang w:val="es-ES" w:eastAsia="es-ES"/>
-        </w:rPr>
-        <w:t>Sangolquí</w:t>
-      </w:r>
-      <w:proofErr w:type="spellEnd"/>
-      <w:r>
-        <w:rPr>
-          <w:rFonts w:ascii="Times New Roman" w:eastAsia="Times New Roman" w:hAnsi="Times New Roman" w:cs="Times New Roman"/>
-          <w:sz w:val="20"/>
-          <w:szCs w:val="20"/>
-          <w:lang w:val="es-ES" w:eastAsia="es-ES"/>
-        </w:rPr>
-        <w:t xml:space="preserve">, a los </w:t>
+        <w:t xml:space="preserve">En Sangolquí, a los </w:t>
       </w:r>
       <w:r>
         <w:rPr>
@@ -1225,7 +1205,41 @@
           <w:sz w:val="20"/>
           <w:szCs w:val="20"/>
         </w:rPr>
-        <w:t>el día lunes 1 de septiembre del 2025</w:t>
+        <w:t xml:space="preserve">el día lunes </w:t>
+      </w:r>
+      <w:r>
+        <w:rPr>
+          <w:rFonts w:ascii="Times New Roman" w:hAnsi="Times New Roman" w:cs="Times New Roman"/>
+          <w:sz w:val="20"/>
+          <w:szCs w:val="20"/>
+        </w:rPr>
+        <w:t>25</w:t>
+      </w:r>
+      <w:r>
+        <w:rPr>
+          <w:rFonts w:ascii="Times New Roman" w:hAnsi="Times New Roman" w:cs="Times New Roman"/>
+          <w:sz w:val="20"/>
+          <w:szCs w:val="20"/>
+        </w:rPr>
+        <w:t xml:space="preserve"> de </w:t>
+      </w:r>
+      <w:r>
+        <w:rPr>
+          <w:rFonts w:ascii="Times New Roman" w:hAnsi="Times New Roman" w:cs="Times New Roman"/>
+          <w:sz w:val="20"/>
+          <w:szCs w:val="20"/>
+        </w:rPr>
+        <w:t>agosto</w:t>
+      </w:r>
+      <w:bookmarkStart w:id="0" w:name="_GoBack"/>
+      <w:bookmarkEnd w:id="0"/>
+      <w:r>
+        <w:rPr>
+          <w:rFonts w:ascii="Times New Roman" w:hAnsi="Times New Roman" w:cs="Times New Roman"/>
+          <w:sz w:val="20"/>
+          <w:szCs w:val="20"/>
+        </w:rPr>
+        <w:t xml:space="preserve"> del 2025</w:t>
       </w:r>
       <w:r>
         <w:rPr>
@@ -2050,8 +2064,6 @@
           <w:szCs w:val="20"/>
         </w:rPr>
       </w:pPr>
-      <w:bookmarkStart w:id="0" w:name="_GoBack"/>
-      <w:bookmarkEnd w:id="0"/>
     </w:p>
     <w:p>
       <w:pPr>
@@ -2533,7 +2545,7 @@
           <w:rPr>
             <w:noProof/>
           </w:rPr>
-          <w:t>2</w:t>
+          <w:t>1</w:t>
         </w:r>
         <w:r>
           <w:rPr>
